--- a/pr-preview/pr-28/chapters/collaborative-software-development.docx
+++ b/pr-preview/pr-28/chapters/collaborative-software-development.docx
@@ -15,7 +15,7 @@
         <w:pStyle w:val="Date"/>
       </w:pPr>
       <w:r>
-        <w:t xml:space="preserve">Last modified: 2026-10-14 01:44:13 (PDT)</w:t>
+        <w:t xml:space="preserve">Last modified: 2026-10-14 01:53:35 (PDT)</w:t>
       </w:r>
     </w:p>
     <w:p>

--- a/pr-preview/pr-28/chapters/collaborative-software-development.docx
+++ b/pr-preview/pr-28/chapters/collaborative-software-development.docx
@@ -15,7 +15,7 @@
         <w:pStyle w:val="Date"/>
       </w:pPr>
       <w:r>
-        <w:t xml:space="preserve">Last modified: 2026-10-14 01:53:35 (PDT)</w:t>
+        <w:t xml:space="preserve">Last modified: 2026-10-14 04:01:08 (PDT)</w:t>
       </w:r>
     </w:p>
     <w:p>
@@ -3714,22 +3714,7 @@
         <w:t xml:space="preserve"> </w:t>
       </w:r>
       <w:r>
-        <w:t xml:space="preserve">you can click the three dots (</w:t>
-      </w:r>
-      <w:r>
-        <w:rPr>
-          <w:rStyle w:val="VerbatimChar"/>
-        </w:rPr>
-        <w:t xml:space="preserve">...</w:t>
-      </w:r>
-      <w:r>
-        <w:t xml:space="preserve">) next to a file</w:t>
-      </w:r>
-      <w:r>
-        <w:t xml:space="preserve"> </w:t>
-      </w:r>
-      <w:r>
-        <w:t xml:space="preserve">and choose</w:t>
+        <w:t xml:space="preserve">you can select the</w:t>
       </w:r>
       <w:r>
         <w:t xml:space="preserve"> </w:t>
@@ -3739,13 +3724,19 @@
           <w:b/>
           <w:bCs/>
         </w:rPr>
-        <w:t xml:space="preserve">View file</w:t>
-      </w:r>
-      <w:r>
-        <w:t xml:space="preserve"> </w:t>
-      </w:r>
-      <w:r>
-        <w:t xml:space="preserve">to hide it from the diff.</w:t>
+        <w:t xml:space="preserve">Viewed</w:t>
+      </w:r>
+      <w:r>
+        <w:t xml:space="preserve"> </w:t>
+      </w:r>
+      <w:r>
+        <w:t xml:space="preserve">checkbox in a file’s header</w:t>
+      </w:r>
+      <w:r>
+        <w:t xml:space="preserve"> </w:t>
+      </w:r>
+      <w:r>
+        <w:t xml:space="preserve">to collapse that file in the diff.</w:t>
       </w:r>
       <w:r>
         <w:t xml:space="preserve"> </w:t>

--- a/pr-preview/pr-28/chapters/collaborative-software-development.docx
+++ b/pr-preview/pr-28/chapters/collaborative-software-development.docx
@@ -15,7 +15,7 @@
         <w:pStyle w:val="Date"/>
       </w:pPr>
       <w:r>
-        <w:t xml:space="preserve">Last modified: 2026-10-14 04:01:08 (PDT)</w:t>
+        <w:t xml:space="preserve">Last modified: 2026-10-14 04:10:23 (PDT)</w:t>
       </w:r>
     </w:p>
     <w:p>
@@ -3736,7 +3736,7 @@
         <w:t xml:space="preserve"> </w:t>
       </w:r>
       <w:r>
-        <w:t xml:space="preserve">to collapse that file in the diff.</w:t>
+        <w:t xml:space="preserve">to mark it reviewed and collapse it.</w:t>
       </w:r>
       <w:r>
         <w:t xml:space="preserve"> </w:t>
